--- a/static/bio.docx
+++ b/static/bio.docx
@@ -484,7 +484,7 @@
           <w:rFonts w:hint="eastAsia"/>
           <w:lang w:eastAsia="zh-TW"/>
         </w:rPr>
-        <w:t>He is the research director</w:t>
+        <w:t>He is the founding director and chairperson</w:t>
       </w:r>
       <w:r>
         <w:t xml:space="preserve"> of local policy research think tank </w:t>
@@ -507,7 +507,7 @@
         <w:t xml:space="preserve">also </w:t>
       </w:r>
       <w:r>
-        <w:t xml:space="preserve">an invited researcher at the Abdul Latif Jameel Poverty Action Lab (J-PAL), a Fellow of the </w:t>
+        <w:t xml:space="preserve">an invited researcher at the Abdul Latif Jameel Poverty Action Lab (J-PAL), a research affiliate of the IZA Network at LISER and of the Rockwool Foundation Berlin, a faculty affiliate of the HKU Stone Centre on Socio-Economic Inequality in Asia, a faculty research fellow of the HKU Center for AI, Management, and Organizations, a Fellow of the </w:t>
       </w:r>
       <w:r>
         <w:rPr>
@@ -992,7 +992,7 @@
           <w:lang w:eastAsia="zh-TW"/>
           <w14:ligatures w14:val="none"/>
         </w:rPr>
-        <w:t>」研究總監</w:t>
+        <w:t>」創辦總監兼主席</w:t>
       </w:r>
       <w:r>
         <w:rPr>
@@ -1010,7 +1010,7 @@
           <w:lang w:eastAsia="zh-TW"/>
           <w14:ligatures w14:val="none"/>
         </w:rPr>
-        <w:t>身兼多重身份：賈米爾貧困行動實驗室（J-PAL）特邀研究員、香港大學當代中國與世界研究中心研究員、</w:t>
+        <w:t>身兼多重身份：賈米爾貧困行動實驗室（J-PAL）特邀研究員、IZA Network at LISER研究員、Rockwool Foundation Berlin研究員、香港大學斯通亞洲社會經濟不平等研究中心成員、港大Center for AI, Management, and Organizations研究員、香港大學當代中國與世界研究中心研究員、</w:t>
       </w:r>
       <w:r>
         <w:rPr>
